--- a/outputs/May-04-2026/CBRE-Digital & Technology Summer Intern/Sky_Quan_Resume.docx
+++ b/outputs/May-04-2026/CBRE-Digital & Technology Summer Intern/Sky_Quan_Resume.docx
@@ -896,6 +896,147 @@
         </w:rPr>
         <w:t xml:space="preserve"> base image, reducing maintenance complexity and improving efficiency.</w:t>
       </w:r>
+    </w:p>
+    <w:p>
+      <w:pPr>
+        <w:numPr>
+          <w:ilvl w:val="0"/>
+          <w:numId w:val="2"/>
+        </w:numPr>
+        <w:spacing w:line="240" w:lineRule="auto"/>
+        <w:rPr>
+          <w:sz w:val="22"/>
+          <w:szCs w:val="22"/>
+        </w:rPr>
+      </w:pPr>
+      <w:bookmarkStart w:id="0" w:name="_Hlk219332886"/>
+      <w:r>
+        <w:rPr>
+          <w:sz w:val="22"/>
+          <w:szCs w:val="22"/>
+        </w:rPr>
+        <w:t xml:space="preserve">Increased logging visibility within </w:t>
+      </w:r>
+      <w:r>
+        <w:rPr>
+          <w:b/>
+          <w:bCs/>
+          <w:sz w:val="22"/>
+          <w:szCs w:val="22"/>
+        </w:rPr>
+        <w:t>Jenkins</w:t>
+      </w:r>
+      <w:r>
+        <w:rPr>
+          <w:sz w:val="22"/>
+          <w:szCs w:val="22"/>
+        </w:rPr>
+        <w:t xml:space="preserve"> for </w:t>
+      </w:r>
+      <w:r>
+        <w:rPr>
+          <w:b/>
+          <w:bCs/>
+          <w:sz w:val="22"/>
+          <w:szCs w:val="22"/>
+        </w:rPr>
+        <w:t>Flyway</w:t>
+      </w:r>
+      <w:r>
+        <w:rPr>
+          <w:sz w:val="22"/>
+          <w:szCs w:val="22"/>
+        </w:rPr>
+        <w:t xml:space="preserve"> database migrations across </w:t>
+      </w:r>
+      <w:r>
+        <w:rPr>
+          <w:b/>
+          <w:bCs/>
+          <w:sz w:val="22"/>
+          <w:szCs w:val="22"/>
+        </w:rPr>
+        <w:t xml:space="preserve">SQL, </w:t>
+      </w:r>
+      <w:r>
+        <w:rPr>
+          <w:b/>
+          <w:bCs/>
+          <w:sz w:val="22"/>
+          <w:szCs w:val="22"/>
+        </w:rPr>
+        <w:t>Snowflake</w:t>
+      </w:r>
+      <w:r>
+        <w:rPr>
+          <w:sz w:val="22"/>
+          <w:szCs w:val="22"/>
+        </w:rPr>
+        <w:t xml:space="preserve">, </w:t>
+      </w:r>
+      <w:r>
+        <w:rPr>
+          <w:b/>
+          <w:bCs/>
+          <w:sz w:val="22"/>
+          <w:szCs w:val="22"/>
+        </w:rPr>
+        <w:t>MSSQL</w:t>
+      </w:r>
+      <w:r>
+        <w:rPr>
+          <w:sz w:val="22"/>
+          <w:szCs w:val="22"/>
+        </w:rPr>
+        <w:t>,</w:t>
+      </w:r>
+      <w:r>
+        <w:rPr>
+          <w:sz w:val="22"/>
+          <w:szCs w:val="22"/>
+        </w:rPr>
+        <w:t xml:space="preserve"> </w:t>
+      </w:r>
+      <w:r>
+        <w:rPr>
+          <w:b/>
+          <w:bCs/>
+          <w:sz w:val="22"/>
+          <w:szCs w:val="22"/>
+        </w:rPr>
+        <w:t>Azure,</w:t>
+      </w:r>
+      <w:r>
+        <w:rPr>
+          <w:sz w:val="22"/>
+          <w:szCs w:val="22"/>
+        </w:rPr>
+        <w:t xml:space="preserve"> </w:t>
+      </w:r>
+      <w:r>
+        <w:rPr>
+          <w:sz w:val="22"/>
+          <w:szCs w:val="22"/>
+        </w:rPr>
+        <w:t xml:space="preserve">and </w:t>
+      </w:r>
+      <w:r>
+        <w:rPr>
+          <w:b/>
+          <w:bCs/>
+          <w:sz w:val="22"/>
+          <w:szCs w:val="22"/>
+        </w:rPr>
+        <w:t>Oracle</w:t>
+      </w:r>
+      <w:r>
+        <w:rPr>
+          <w:sz w:val="22"/>
+          <w:szCs w:val="22"/>
+        </w:rPr>
+        <w:t>, improving troubleshooting and monitoring.</w:t>
+      </w:r>
+      <w:bookmarkEnd w:id="0"/>
     </w:p>
     <w:p>
       <w:pPr>
